--- a/papers/docx/3_gtt.docx
+++ b/papers/docx/3_gtt.docx
@@ -386,7 +386,7 @@
         <w:t xml:space="preserve"> </w:t>
       </w:r>
       <w:r>
-        <w:t xml:space="preserve">in the theory; the quantum-decoherence correspondence is presented strictly as a labeled structural homology carrying zero inferential load (Section 3.5). We review convergent evidence across behavioral genetics, evolutionary game theory, predictive-processing neuroscience, and economic institutions, with statistics verified against their primary sources, and we position the theory explicitly against the trust-measurement canon (Berg et al., 1995; Glaeser et al., 2000; Johnson &amp; Mislin, 2011; Sapienza et al., 2013) and the learning-theory lineage it descends from (Rescorla &amp; Wagner, 1972; Sutton, 1988; Sutton &amp; Barto, 2018). A pre-registered empirical program (OSF registration) — implemented through the companion measurement protocol’s infrastructure — is specified, including state-space (Kalman/EM) and Bayesian hierarchical estimators for the trust-sensitivity coefficient</w:t>
+        <w:t xml:space="preserve">in the theory; state resolution under observation is formalized strictly as classical stochastic dynamics without non-classical assertions (Section 3.5). We review convergent evidence across behavioral genetics, evolutionary game theory, predictive-processing neuroscience, and economic institutions, with statistics verified against their primary sources, and we position the theory explicitly against the trust-measurement canon (Berg et al., 1995; Glaeser et al., 2000; Johnson &amp; Mislin, 2011; Sapienza et al., 2013) and the learning-theory lineage it descends from (Rescorla &amp; Wagner, 1972; Sutton, 1988; Sutton &amp; Barto, 2018). A pre-registered empirical program (OSF registration) — implemented through the companion measurement protocol’s infrastructure — is specified, including state-space (Kalman/EM) and Bayesian hierarchical estimators for the trust-sensitivity coefficient</w:t>
       </w:r>
       <w:r>
         <w:t xml:space="preserve"> </w:t>
@@ -1907,7 +1907,7 @@
         <w:pStyle w:val="FirstParagraph"/>
       </w:pPr>
       <w:r>
-        <w:t xml:space="preserve">The paper derives the theory’s machinery in a self-contained Mathematical Development (Section 3); frames every empirical quantity as a hypothesis to be confirmed or refuted, since the estimation studies are pre-registered proposals rather than completed work; anchors its behavioral-genetic claims in the current meta-analytic consensus (Border et al., 2019) and its evolutionary-game-theoretic attribution for forgiving retaliatory strategies in Nowak &amp; Sigmund (1992, 1993) and Imhof, Fudenberg &amp; Nowak (2007); and cites the quantum-biology literature for what it argues — Cao et al. (2020) conclude that interexciton coherences in photosynthetic complexes are too short-lived to carry the functional role originally proposed, with Engel et al. (2007) retained as the originating observation. No empirical result is asserted beyond the labeled simulations and the cited primary literature. All parameter values appearing in this paper’s simulations</w:t>
+        <w:t xml:space="preserve">The paper derives the theory’s machinery in a self-contained Mathematical Development (Section 3); frames every empirical quantity as a hypothesis to be confirmed or refuted, since the estimation studies are pre-registered proposals rather than completed work; anchors its behavioral-genetic claims in the current meta-analytic consensus (Border et al., 2019) and its evolutionary-game-theoretic attribution for forgiving retaliatory strategies in Nowak &amp; Sigmund (1992, 1993) and Imhof, Fudenberg &amp; Nowak (2007); and explicitly disclaims microscopic non-classical phenomena in macroscopic human cognition or social institutions. No empirical result is asserted beyond the labeled simulations and the cited primary literature. All parameter values appearing in this paper’s simulations</w:t>
       </w:r>
       <w:r>
         <w:t xml:space="preserve"> </w:t>
@@ -10743,7 +10743,7 @@
         <w:t xml:space="preserve"> </w:t>
       </w:r>
       <w:r>
-        <w:t xml:space="preserve">and stage gains are realized. This parameter-level observer argument — not the quantum formalism of Section 3.5 — carries the theory’s observer-dependence claim.</w:t>
+        <w:t xml:space="preserve">and stage gains are realized. This parameter-level observer argument — not any microscopic physics formalism — carries the theory’s observer-dependence claim.</w:t>
       </w:r>
     </w:p>
     <w:bookmarkEnd w:id="26"/>
@@ -23044,7 +23044,7 @@
           <w:b/>
           <w:bCs/>
         </w:rPr>
-        <w:t xml:space="preserve">Sense 4 — Quantum decoherence homology</w:t>
+        <w:t xml:space="preserve">Sense 4 — State resolution under observation</w:t>
       </w:r>
       <w:r>
         <w:rPr>
@@ -23058,7 +23058,7 @@
           <w:b/>
           <w:bCs/>
         </w:rPr>
-        <w:t xml:space="preserve">[HOMOLOGY — zero inferential load]</w:t>
+        <w:t xml:space="preserve">[ANALOGY]</w:t>
       </w:r>
       <w:r>
         <w:rPr>
@@ -23071,26 +23071,57 @@
         <w:t xml:space="preserve"> </w:t>
       </w:r>
       <w:r>
-        <w:t xml:space="preserve">In quantum measurement, environmental entanglement selects preferred (</w:t>
-      </w:r>
-      <w:r>
-        <w:t xml:space="preserve">“pointer”</w:t>
-      </w:r>
-      <w:r>
-        <w:t xml:space="preserve">) states and suppresses off-diagonal coherence — environment-induced superselection (Zurek, 2003). GTT’s measurement structure is</w:t>
-      </w:r>
-      <w:r>
-        <w:t xml:space="preserve"> </w:t>
-      </w:r>
-      <w:r>
-        <w:rPr>
-          <w:i/>
-          <w:iCs/>
-        </w:rPr>
-        <w:t xml:space="preserve">homologous in form</w:t>
-      </w:r>
-      <w:r>
-        <w:t xml:space="preserve">:</w:t>
+        <w:t xml:space="preserve">In measurement processes across coupled dynamical systems, interaction with an environment selects definite registered outcomes from an unresolved expectation distribution. GTT formalizes this strictly as classical stochastic dynamics: the validation channel</w:t>
+      </w:r>
+      <w:r>
+        <w:t xml:space="preserve"> </w:t>
+      </w:r>
+      <m:oMath>
+        <m:r>
+          <m:t>V</m:t>
+        </m:r>
+      </m:oMath>
+      <w:r>
+        <w:t xml:space="preserve"> </w:t>
+      </w:r>
+      <w:r>
+        <w:t xml:space="preserve">returns environmental feedback, the recognition operator</w:t>
+      </w:r>
+      <w:r>
+        <w:t xml:space="preserve"> </w:t>
+      </w:r>
+      <m:oMath>
+        <m:r>
+          <m:t>C</m:t>
+        </m:r>
+      </m:oMath>
+      <w:r>
+        <w:t xml:space="preserve"> </w:t>
+      </w:r>
+      <w:r>
+        <w:t xml:space="preserve">detects mismatch, and stabilization</w:t>
+      </w:r>
+      <w:r>
+        <w:t xml:space="preserve"> </w:t>
+      </w:r>
+      <m:oMath>
+        <m:r>
+          <m:t>S</m:t>
+        </m:r>
+      </m:oMath>
+      <w:r>
+        <w:t xml:space="preserve"> </w:t>
+      </w:r>
+      <w:r>
+        <w:t xml:space="preserve">updates the baseline prior (Table 1). No microscopic non-classical or quantum-mechanical phenomena are asserted for brains, institutions, or social networks; the operational consequence is classical observation salience and dissipation (</w:t>
+      </w:r>
+      <m:oMath>
+        <m:r>
+          <m:t>ψ</m:t>
+        </m:r>
+      </m:oMath>
+      <w:r>
+        <w:t xml:space="preserve">, §3.3).</w:t>
       </w:r>
     </w:p>
     <w:p>
@@ -23108,7 +23139,7 @@
         <w:t xml:space="preserve"> </w:t>
       </w:r>
       <w:r>
-        <w:t xml:space="preserve">The quantum-decoherence correspondence of §3.5 (Sense 4): a labeled structural homology carrying zero inferential load.</w:t>
+        <w:t xml:space="preserve">The measurement correspondence of §3.5 (Sense 4): classical state resolution under observation.</w:t>
       </w:r>
     </w:p>
     <w:tbl>
@@ -23116,7 +23147,7 @@
         <w:tblStyle w:val="Table"/>
         <w:tblW w:type="auto" w:w="0"/>
         <w:tblLook w:firstRow="1" w:lastRow="0" w:firstColumn="0" w:lastColumn="0" w:noHBand="0" w:noVBand="0" w:val="0020"/>
-        <w:tblCaption w:val="Table 1. The quantum-decoherence correspondence of §3.5 (Sense 4): a labeled structural homology carrying zero inferential load."/>
+        <w:tblCaption w:val="Table 1. The measurement correspondence of §3.5 (Sense 4): classical state resolution under observation."/>
       </w:tblPr>
       <w:tblGrid>
         <w:gridCol w:w="3960"/>
@@ -23138,7 +23169,7 @@
                 <w:b/>
                 <w:bCs/>
               </w:rPr>
-              <w:t xml:space="preserve">Quantum measurement</w:t>
+              <w:t xml:space="preserve">Coupled measurement formalisms</w:t>
             </w:r>
           </w:p>
         </w:tc>
@@ -23168,7 +23199,7 @@
               <w:jc w:val="left"/>
             </w:pPr>
             <w:r>
-              <w:t xml:space="preserve">Superposition of outcome amplitudes</w:t>
+              <w:t xml:space="preserve">Prior predictive distribution</w:t>
             </w:r>
           </w:p>
         </w:tc>
@@ -23194,7 +23225,7 @@
               <w:t xml:space="preserve"> </w:t>
             </w:r>
             <w:r>
-              <w:t xml:space="preserve">as a distribution over anticipated outcomes</w:t>
+              <w:t xml:space="preserve">as an anticipated distribution</w:t>
             </w:r>
           </w:p>
         </w:tc>
@@ -23208,7 +23239,7 @@
               <w:jc w:val="left"/>
             </w:pPr>
             <w:r>
-              <w:t xml:space="preserve">Environmental entanglement / monitoring</w:t>
+              <w:t xml:space="preserve">Environmental interaction / feedback</w:t>
             </w:r>
           </w:p>
         </w:tc>
@@ -23234,7 +23265,7 @@
               <w:t xml:space="preserve"> </w:t>
             </w:r>
             <w:r>
-              <w:t xml:space="preserve">returning environmental feedback</w:t>
+              <w:t xml:space="preserve">returning outcome feedback</w:t>
             </w:r>
           </w:p>
         </w:tc>
@@ -23248,24 +23279,7 @@
               <w:jc w:val="left"/>
             </w:pPr>
             <w:r>
-              <w:t xml:space="preserve">Decoherence</w:t>
-            </w:r>
-            <w:r>
-              <w:t xml:space="preserve"> </w:t>
-            </w:r>
-            <m:oMath>
-              <m:r>
-                <m:rPr>
-                  <m:sty m:val="p"/>
-                </m:rPr>
-                <m:t>→</m:t>
-              </m:r>
-            </m:oMath>
-            <w:r>
-              <w:t xml:space="preserve"> </w:t>
-            </w:r>
-            <w:r>
-              <w:t xml:space="preserve">pointer-state selection</w:t>
+              <w:t xml:space="preserve">Resolution onto definite state</w:t>
             </w:r>
           </w:p>
         </w:tc>
@@ -23309,7 +23323,7 @@
               <w:t xml:space="preserve"> </w:t>
             </w:r>
             <w:r>
-              <w:t xml:space="preserve">mismatch detection resolves the distribution onto an outcome</w:t>
+              <w:t xml:space="preserve">mismatch detection registers the outcome</w:t>
             </w:r>
           </w:p>
         </w:tc>
@@ -23323,7 +23337,7 @@
               <w:jc w:val="left"/>
             </w:pPr>
             <w:r>
-              <w:t xml:space="preserve">Post-measurement eigenstate</w:t>
+              <w:t xml:space="preserve">Post-measurement updated prior</w:t>
             </w:r>
           </w:p>
         </w:tc>
@@ -23355,7 +23369,7 @@
               <w:t xml:space="preserve"> </w:t>
             </w:r>
             <w:r>
-              <w:t xml:space="preserve">updated baseline becomes the next prior</w:t>
+              <w:t xml:space="preserve">updated baseline becomes next prior</w:t>
             </w:r>
           </w:p>
         </w:tc>
@@ -23369,7 +23383,7 @@
               <w:jc w:val="left"/>
             </w:pPr>
             <w:r>
-              <w:t xml:space="preserve">Measurement changes the system measured</w:t>
+              <w:t xml:space="preserve">Measurement back-action on state</w:t>
             </w:r>
           </w:p>
         </w:tc>
@@ -23381,7 +23395,7 @@
               <w:jc w:val="left"/>
             </w:pPr>
             <w:r>
-              <w:t xml:space="preserve">Observation changes trust dynamics</w:t>
+              <w:t xml:space="preserve">Observation-dissipation changes dynamics</w:t>
             </w:r>
             <w:r>
               <w:t xml:space="preserve"> </w:t>
@@ -23436,100 +23450,17 @@
         <w:pStyle w:val="BodyText"/>
       </w:pPr>
       <w:r>
-        <w:t xml:space="preserve">The right-hand column is classical stochastic dynamics;</w:t>
-      </w:r>
-      <w:r>
-        <w:t xml:space="preserve"> </w:t>
-      </w:r>
-      <w:r>
         <w:rPr>
           <w:b/>
           <w:bCs/>
         </w:rPr>
-        <w:t xml:space="preserve">nothing quantum-mechanical is claimed for brains, markets, or any social system.</w:t>
-      </w:r>
-      <w:r>
-        <w:t xml:space="preserve"> </w:t>
-      </w:r>
-      <w:r>
-        <w:t xml:space="preserve">The homology is asserted at the level of measurement structure — the role of environmental coupling in converting an unresolved predictive distribution into a definite registered state — in the same spirit that §2.4’s frame correspondence is asserted at the level of parameter structure. It carries</w:t>
-      </w:r>
-      <w:r>
-        <w:t xml:space="preserve"> </w:t>
-      </w:r>
-      <w:r>
-        <w:rPr>
-          <w:b/>
-          <w:bCs/>
-        </w:rPr>
-        <w:t xml:space="preserve">zero inferential load</w:t>
-      </w:r>
-      <w:r>
-        <w:t xml:space="preserve">: no GTT result is derived from it, no quantum evidence is offered for any social claim, and deleting this subsection would change no prediction of the theory.</w:t>
-      </w:r>
-    </w:p>
-    <w:p>
-      <w:pPr>
-        <w:pStyle w:val="BodyText"/>
-      </w:pPr>
-      <w:r>
-        <w:rPr>
-          <w:i/>
-          <w:iCs/>
-        </w:rPr>
-        <w:t xml:space="preserve">On the physics once invoked here, stated plainly.</w:t>
-      </w:r>
-      <w:r>
-        <w:t xml:space="preserve"> </w:t>
-      </w:r>
-      <w:r>
-        <w:t xml:space="preserve">Leggett – Garg inequalities — temporal analogs of Bell inequalities testing macrorealism and noninvasive measurability (Leggett &amp; Garg, 1985) — have been violated in superconducting flux qubits well above the single-atom scale (Palacios-Laloy et al., 2010). That is a fact about macroscopic</w:t>
-      </w:r>
-      <w:r>
-        <w:t xml:space="preserve"> </w:t>
-      </w:r>
-      <w:r>
-        <w:rPr>
-          <w:i/>
-          <w:iCs/>
-        </w:rPr>
-        <w:t xml:space="preserve">quantum</w:t>
-      </w:r>
-      <w:r>
-        <w:t xml:space="preserve"> </w:t>
-      </w:r>
-      <w:r>
-        <w:t xml:space="preserve">systems; the category gap between qubit macrorealism and sociological observation is not bridgeable by citation, and this paper does not treat those experiments as evidence for anything in the social column — they are mentioned only to document that</w:t>
-      </w:r>
-      <w:r>
-        <w:t xml:space="preserve"> </w:t>
-      </w:r>
-      <w:r>
-        <w:t xml:space="preserve">“measurement back-action in coupled systems”</w:t>
-      </w:r>
-      <w:r>
-        <w:t xml:space="preserve"> </w:t>
-      </w:r>
-      <w:r>
-        <w:t xml:space="preserve">is a coherent physical concept, the weakest possible use. The biological leg once offered for quantum-adjacent effects — wavelike energy transfer in photosynthetic complexes (Engel et al., 2007) — is undercut on its own terms: Cao et al. (2020) conclude that interexciton coherences are too short-lived to bear the functional significance originally proposed, relocating the relevant quantum effects to vibronic coupling and tunneling. GTT accordingly makes no biological-quantum claim of any kind; the homology above stands on its structural statement alone or not at all.</w:t>
-      </w:r>
-    </w:p>
-    <w:p>
-      <w:pPr>
-        <w:pStyle w:val="BodyText"/>
-      </w:pPr>
-      <w:r>
-        <w:rPr>
-          <w:b/>
-          <w:bCs/>
-        </w:rPr>
         <w:t xml:space="preserve">The social-scale signature, restated in the theory’s own terms.</w:t>
       </w:r>
       <w:r>
         <w:t xml:space="preserve"> </w:t>
       </w:r>
       <w:r>
-        <w:t xml:space="preserve">The operational consequence at the scale where GTT lives needs no quantum vocabulary: leakage of measurement information raises observation salience</w:t>
+        <w:t xml:space="preserve">The operational consequence at the scale where GTT lives needs no physics-envy vocabulary: leakage of measurement information raises observation salience</w:t>
       </w:r>
       <w:r>
         <w:t xml:space="preserve"> </w:t>
@@ -36348,7 +36279,7 @@
         <w:t xml:space="preserve"> </w:t>
       </w:r>
       <w:r>
-        <w:t xml:space="preserve">No quantum-mechanical process is asserted in brains or markets (Section 3.5 is a labeled homology carrying zero inferential load, with the category gap to the physics literature stated). No divergence-based critical point, phase transition, or void/chaos dichotomy is claimed for the single-agent dynamics — the divergence of the §3.2 flow is the constant</w:t>
+        <w:t xml:space="preserve">No microscopic non-classical or quantum process is asserted in brains, institutions, or markets (Section 3.5 formalizes classical state resolution under observation, with the category gap stated plainly). No divergence-based critical point, phase transition, or void/chaos dichotomy is claimed for the single-agent dynamics — the divergence of the §3.2 flow is the constant</w:t>
       </w:r>
       <w:r>
         <w:t xml:space="preserve"> </w:t>
